--- a/L_8/Звіт 8 Д. Нікітін.docx
+++ b/L_8/Звіт 8 Д. Нікітін.docx
@@ -97,34 +97,6 @@
           <w:rFonts w:ascii="Times New Roman" w:hAnsi="Times New Roman" w:cs="Times New Roman"/>
           <w:sz w:val="32"/>
           <w:szCs w:val="32"/>
-        </w:rPr>
-      </w:r>
-      <w:r>
-        <w:rPr>
-          <w:rFonts w:ascii="Times New Roman" w:hAnsi="Times New Roman" w:cs="Times New Roman"/>
-          <w:sz w:val="32"/>
-          <w:szCs w:val="32"/>
-        </w:rPr>
-      </w:r>
-      <w:r>
-        <w:rPr>
-          <w:rFonts w:ascii="Times New Roman" w:hAnsi="Times New Roman" w:cs="Times New Roman"/>
-          <w:sz w:val="28"/>
-          <w:szCs w:val="28"/>
-        </w:rPr>
-      </w:r>
-      <w:r>
-        <w:rPr>
-          <w:rFonts w:ascii="Times New Roman" w:hAnsi="Times New Roman" w:cs="Times New Roman"/>
-          <w:sz w:val="28"/>
-          <w:szCs w:val="28"/>
-        </w:rPr>
-      </w:r>
-      <w:r>
-        <w:rPr>
-          <w:rFonts w:ascii="Times New Roman" w:hAnsi="Times New Roman" w:cs="Times New Roman"/>
-          <w:sz w:val="28"/>
-          <w:szCs w:val="28"/>
         </w:rPr>
       </w:r>
       <w:r>
@@ -416,14 +388,7 @@
           <w:sz w:val="28"/>
           <w:szCs w:val="28"/>
         </w:rPr>
-        <w:t>Варіант: 10</w:t>
-      </w:r>
-      <w:r>
-        <w:rPr>
-          <w:rFonts w:ascii="Times New Roman" w:hAnsi="Times New Roman" w:cs="Times New Roman"/>
-          <w:sz w:val="28"/>
-          <w:szCs w:val="28"/>
-        </w:rPr>
+        <w:t xml:space="preserve">Варіант: 10</w:t>
       </w:r>
       <w:r>
         <w:rPr>
@@ -611,7 +576,7 @@
           <w:sz w:val="28"/>
           <w:szCs w:val="28"/>
         </w:rPr>
-        <w:t>Нікітін Дмитро</w:t>
+        <w:t xml:space="preserve">Нікітін Дмитр</w:t>
       </w:r>
       <w:r>
         <w:rPr>
@@ -619,6 +584,7 @@
           <w:sz w:val="28"/>
           <w:szCs w:val="28"/>
         </w:rPr>
+        <w:t xml:space="preserve">ій</w:t>
       </w:r>
       <w:r>
         <w:rPr>
@@ -684,6 +650,7 @@
           <w:rFonts w:ascii="Times New Roman" w:hAnsi="Times New Roman" w:cs="Times New Roman"/>
           <w:sz w:val="28"/>
           <w:szCs w:val="28"/>
+          <w:highlight w:val="none"/>
         </w:rPr>
       </w:pPr>
       <w:r>
@@ -710,6 +677,43 @@
           <w:rFonts w:ascii="Times New Roman" w:hAnsi="Times New Roman" w:cs="Times New Roman"/>
           <w:sz w:val="28"/>
           <w:szCs w:val="28"/>
+        </w:rPr>
+      </w:r>
+    </w:p>
+    <w:p>
+      <w:pPr>
+        <w:pBdr/>
+        <w:spacing/>
+        <w:ind/>
+        <w:jc w:val="center"/>
+        <w:rPr>
+          <w:rFonts w:ascii="Times New Roman" w:hAnsi="Times New Roman" w:cs="Times New Roman"/>
+          <w:sz w:val="28"/>
+          <w:szCs w:val="28"/>
+        </w:rPr>
+      </w:pPr>
+      <w:r>
+        <w:rPr>
+          <w:rFonts w:ascii="Times New Roman" w:hAnsi="Times New Roman" w:cs="Times New Roman"/>
+          <w:sz w:val="28"/>
+          <w:szCs w:val="28"/>
+          <w:highlight w:val="none"/>
+        </w:rPr>
+      </w:r>
+      <w:r>
+        <w:rPr>
+          <w:rFonts w:ascii="Times New Roman" w:hAnsi="Times New Roman" w:cs="Times New Roman"/>
+          <w:sz w:val="28"/>
+          <w:szCs w:val="28"/>
+          <w:highlight w:val="none"/>
+        </w:rPr>
+      </w:r>
+      <w:r>
+        <w:rPr>
+          <w:rFonts w:ascii="Times New Roman" w:hAnsi="Times New Roman" w:cs="Times New Roman"/>
+          <w:sz w:val="28"/>
+          <w:szCs w:val="28"/>
+          <w:highlight w:val="none"/>
         </w:rPr>
       </w:r>
     </w:p>
@@ -892,7 +896,7 @@
           <w:sz w:val="28"/>
           <w:szCs w:val="28"/>
         </w:rPr>
-        <w:t>Завдання (варіант 10): клас «Операційний підсилювач».</w:t>
+        <w:t xml:space="preserve">Завдання (варіант 10): клас «Операційний підсилювач».</w:t>
       </w:r>
       <w:r>
         <w:rPr>
@@ -916,7 +920,7 @@
           <w:sz w:val="28"/>
           <w:szCs w:val="28"/>
         </w:rPr>
-        <w:t>Поля запису: коефіцієнт підсилення, напруга живлення, кількість входів.</w:t>
+        <w:t xml:space="preserve">Поля запису: коефіцієнт підсилення, напруга живлення, кількість входів.</w:t>
       </w:r>
       <w:r/>
     </w:p>
@@ -933,7 +937,7 @@
           <w:sz w:val="28"/>
           <w:szCs w:val="28"/>
         </w:rPr>
-        <w:t>Зберігання: std::vector&lt;op_amp_s_t&gt;.</w:t>
+        <w:t xml:space="preserve">Зберігання: std::vector&lt;op_amp_s_t&gt;.</w:t>
       </w:r>
       <w:r>
         <w:rPr>
@@ -984,7 +988,7 @@
       </w:r>
       <w:r>
         <w:rPr>
-          <w:rFonts w:ascii="Times New Roman" w:hAnsi="Times New Roman" w:eastAsia="Times New Roman" w:cs="Times New Roman"/>
+          <w:rFonts w:ascii="Times New Roman" w:hAnsi="Times New Roman" w:cs="Times New Roman"/>
           <w:b/>
           <w:bCs/>
           <w:sz w:val="28"/>
@@ -1012,14 +1016,15 @@
           <w:bCs/>
         </w:rPr>
       </w:pPr>
+      <w:r/>
       <w:r>
         <mc:AlternateContent>
           <mc:Choice Requires="wpg">
             <w:drawing>
               <wp:inline xmlns:wp="http://schemas.openxmlformats.org/drawingml/2006/wordprocessingDrawing" distT="0" distB="0" distL="0" distR="0">
-                <wp:extent cx="3976309" cy="5275236"/>
+                <wp:extent cx="3209925" cy="9267825"/>
                 <wp:effectExtent l="0" t="0" r="0" b="0"/>
-                <wp:docPr id="2" name="Picture 2"/>
+                <wp:docPr id="2" name=""/>
                 <wp:cNvGraphicFramePr>
                   <a:graphicFrameLocks xmlns:a="http://schemas.openxmlformats.org/drawingml/2006/main" noChangeAspect="1"/>
                 </wp:cNvGraphicFramePr>
@@ -1027,7 +1032,7 @@
                   <a:graphicData uri="http://schemas.openxmlformats.org/drawingml/2006/picture">
                     <pic:pic xmlns:pic="http://schemas.openxmlformats.org/drawingml/2006/picture">
                       <pic:nvPicPr>
-                        <pic:cNvPr id="0" name="L_8_1.png"/>
+                        <pic:cNvPr id="35032924" name=""/>
                         <pic:cNvPicPr>
                           <a:picLocks noChangeAspect="1"/>
                         </pic:cNvPicPr>
@@ -1038,9 +1043,9 @@
                         <a:stretch/>
                       </pic:blipFill>
                       <pic:spPr bwMode="auto">
-                        <a:xfrm flipH="0" flipV="0">
+                        <a:xfrm>
                           <a:off x="0" y="0"/>
-                          <a:ext cx="3976308" cy="5275236"/>
+                          <a:ext cx="3209924" cy="9267824"/>
                         </a:xfrm>
                         <a:prstGeom prst="rect">
                           <a:avLst/>
@@ -1073,7 +1078,7 @@
                 <v:path o:extrusionok="f" gradientshapeok="t" o:connecttype="rect"/>
                 <o:lock v:ext="edit" aspectratio="t"/>
               </v:shapetype>
-              <v:shape id="_x0000_i1" o:spid="_x0000_s1" type="#_x0000_t75" style="width:313.10pt;height:415.37pt;mso-wrap-distance-left:0.00pt;mso-wrap-distance-top:0.00pt;mso-wrap-distance-right:0.00pt;mso-wrap-distance-bottom:0.00pt;z-index:1;" stroked="false">
+              <v:shape id="_x0000_i1" o:spid="_x0000_s1" type="#_x0000_t75" style="width:252.75pt;height:729.75pt;mso-wrap-distance-left:0.00pt;mso-wrap-distance-top:0.00pt;mso-wrap-distance-right:0.00pt;mso-wrap-distance-bottom:0.00pt;z-index:1;" stroked="false">
                 <v:imagedata r:id="rId12" o:title=""/>
                 <o:lock v:ext="edit" rotation="t"/>
               </v:shape>
@@ -1081,6 +1086,7 @@
           </mc:Fallback>
         </mc:AlternateContent>
       </w:r>
+      <w:r/>
       <w:r>
         <w:rPr>
           <w:b/>
@@ -1162,108 +1168,41 @@
         <w:pBdr/>
         <w:spacing/>
         <w:ind/>
-        <w:rPr/>
+        <w:rPr>
+          <w:b/>
+          <w:bCs/>
+        </w:rPr>
       </w:pPr>
       <w:r>
         <w:rPr>
           <w:rFonts w:ascii="Times New Roman" w:hAnsi="Times New Roman" w:cs="Times New Roman"/>
+          <w:b/>
+          <w:bCs/>
           <w:sz w:val="28"/>
           <w:szCs w:val="28"/>
-          <w:lang w:val="en-US"/>
+          <w:highlight w:val="none"/>
         </w:rPr>
-      </w:r>
-      <w:hyperlink r:id="rId13" w:tooltip="https://github.com/Vladyslav3012/C-Lab/blob/main/L_8/alarm.cpp" w:history="1">
-        <w:r>
-          <w:rPr>
-            <w:rStyle w:val="899"/>
-            <w:rFonts w:ascii="Times New Roman" w:hAnsi="Times New Roman" w:cs="Times New Roman"/>
-            <w:sz w:val="28"/>
-            <w:szCs w:val="28"/>
-            <w:lang w:val="en-US"/>
-          </w:rPr>
-          <w:t xml:space="preserve">alarm.cpp</w:t>
-        </w:r>
-        <w:r>
-          <w:rPr>
-            <w:rStyle w:val="899"/>
-          </w:rPr>
-        </w:r>
-      </w:hyperlink>
-      <w:r/>
-      <w:r/>
-    </w:p>
-    <w:p>
-      <w:pPr>
-        <w:pBdr/>
-        <w:spacing/>
-        <w:ind/>
-        <w:rPr/>
-      </w:pPr>
-      <w:r>
-        <w:rPr>
-          <w:rFonts w:ascii="Times New Roman" w:hAnsi="Times New Roman" w:cs="Times New Roman"/>
-          <w:sz w:val="28"/>
-          <w:szCs w:val="28"/>
-          <w:lang w:val="en-US"/>
-        </w:rPr>
-      </w:r>
-      <w:hyperlink r:id="rId14" w:tooltip="https://github.com/Vladyslav3012/C-Lab/blob/main/L_8/alarm.h" w:history="1">
-        <w:r>
-          <w:rPr>
-            <w:rStyle w:val="899"/>
-            <w:rFonts w:ascii="Times New Roman" w:hAnsi="Times New Roman" w:cs="Times New Roman"/>
-            <w:sz w:val="28"/>
-            <w:szCs w:val="28"/>
-            <w:lang w:val="en-US"/>
-          </w:rPr>
-          <w:t xml:space="preserve">alarm.h</w:t>
-        </w:r>
-        <w:r>
-          <w:rPr>
-            <w:rStyle w:val="899"/>
-            <w:rFonts w:ascii="Times New Roman" w:hAnsi="Times New Roman" w:cs="Times New Roman"/>
-            <w:sz w:val="28"/>
-            <w:szCs w:val="28"/>
-          </w:rPr>
-        </w:r>
-      </w:hyperlink>
-      <w:r>
-        <w:rPr>
-          <w:rFonts w:ascii="Times New Roman" w:hAnsi="Times New Roman" w:cs="Times New Roman"/>
-          <w:sz w:val="28"/>
-          <w:szCs w:val="28"/>
-        </w:rPr>
-        <w:br/>
       </w:r>
       <w:r>
         <w:rPr>
           <w:rFonts w:ascii="Times New Roman" w:hAnsi="Times New Roman" w:cs="Times New Roman"/>
+          <w:b/>
+          <w:bCs/>
           <w:sz w:val="28"/>
           <w:szCs w:val="28"/>
-          <w:lang w:val="en-US"/>
+          <w:highlight w:val="none"/>
         </w:rPr>
       </w:r>
-      <w:hyperlink r:id="rId15" w:tooltip="https://github.com/Vladyslav3012/C-Lab/blob/main/L_8/main.cpp" w:history="1">
-        <w:r>
-          <w:rPr>
-            <w:rStyle w:val="899"/>
-            <w:rFonts w:ascii="Times New Roman" w:hAnsi="Times New Roman" w:cs="Times New Roman"/>
-            <w:sz w:val="28"/>
-            <w:szCs w:val="28"/>
-            <w:lang w:val="en-US"/>
-          </w:rPr>
-          <w:t xml:space="preserve">main.cpp</w:t>
-        </w:r>
-      </w:hyperlink>
       <w:r>
         <w:rPr>
           <w:rFonts w:ascii="Times New Roman" w:hAnsi="Times New Roman" w:cs="Times New Roman"/>
+          <w:b/>
+          <w:bCs/>
           <w:sz w:val="28"/>
           <w:szCs w:val="28"/>
+          <w:highlight w:val="none"/>
         </w:rPr>
-        <w:br/>
       </w:r>
-      <w:r/>
     </w:p>
     <w:p>
       <w:pPr>
@@ -1271,8 +1210,12 @@
         <w:spacing/>
         <w:ind/>
         <w:rPr>
+          <w:rFonts w:ascii="Times New Roman" w:hAnsi="Times New Roman" w:cs="Times New Roman"/>
           <w:b/>
           <w:bCs/>
+          <w:sz w:val="28"/>
+          <w:szCs w:val="28"/>
+          <w:highlight w:val="none"/>
         </w:rPr>
       </w:pPr>
       <w:r>
@@ -1305,117 +1248,78 @@
         <w:ind/>
         <w:rPr/>
       </w:pPr>
+      <w:r/>
       <w:r>
-        <w:rPr>
-          <w:rFonts w:ascii="Times New Roman" w:hAnsi="Times New Roman" w:cs="Times New Roman"/>
-          <w:sz w:val="28"/>
-          <w:szCs w:val="28"/>
-        </w:rPr>
+        <mc:AlternateContent>
+          <mc:Choice Requires="wpg">
+            <w:drawing>
+              <wp:inline xmlns:wp="http://schemas.openxmlformats.org/drawingml/2006/wordprocessingDrawing" distT="0" distB="0" distL="0" distR="0">
+                <wp:extent cx="4924425" cy="7762875"/>
+                <wp:effectExtent l="0" t="0" r="0" b="0"/>
+                <wp:docPr id="3" name=""/>
+                <wp:cNvGraphicFramePr>
+                  <a:graphicFrameLocks xmlns:a="http://schemas.openxmlformats.org/drawingml/2006/main" noChangeAspect="1"/>
+                </wp:cNvGraphicFramePr>
+                <a:graphic xmlns:a="http://schemas.openxmlformats.org/drawingml/2006/main">
+                  <a:graphicData uri="http://schemas.openxmlformats.org/drawingml/2006/picture">
+                    <pic:pic xmlns:pic="http://schemas.openxmlformats.org/drawingml/2006/picture">
+                      <pic:nvPicPr>
+                        <pic:cNvPr id="380860801" name=""/>
+                        <pic:cNvPicPr>
+                          <a:picLocks noChangeAspect="1"/>
+                        </pic:cNvPicPr>
+                        <pic:nvPr/>
+                      </pic:nvPicPr>
+                      <pic:blipFill rotWithShape="1">
+                        <a:blip r:embed="rId13"/>
+                        <a:stretch/>
+                      </pic:blipFill>
+                      <pic:spPr bwMode="auto">
+                        <a:xfrm>
+                          <a:off x="0" y="0"/>
+                          <a:ext cx="4924424" cy="7762874"/>
+                        </a:xfrm>
+                        <a:prstGeom prst="rect">
+                          <a:avLst/>
+                        </a:prstGeom>
+                      </pic:spPr>
+                    </pic:pic>
+                  </a:graphicData>
+                </a:graphic>
+              </wp:inline>
+            </w:drawing>
+          </mc:Choice>
+          <mc:Fallback>
+            <w:pict>
+              <v:shapetype id="_x0000_t75" coordsize="21600,21600" o:spt="75" o:preferrelative="t" path="m@4@5l@4@11@9@11@9@5xe" filled="f" stroked="f">
+                <v:stroke joinstyle="miter"/>
+                <v:formulas>
+                  <v:f eqn="if lineDrawn pixelLineWidth 0"/>
+                  <v:f eqn="sum @0 1 0"/>
+                  <v:f eqn="sum 0 0 @1"/>
+                  <v:f eqn="prod @2 1 2"/>
+                  <v:f eqn="prod @3 21600 pixelWidth"/>
+                  <v:f eqn="prod @3 21600 pixelHeight"/>
+                  <v:f eqn="sum @0 0 1"/>
+                  <v:f eqn="prod @6 1 2"/>
+                  <v:f eqn="prod @7 21600 pixelWidth"/>
+                  <v:f eqn="sum @8 21600 0"/>
+                  <v:f eqn="prod @7 21600 pixelHeight"/>
+                  <v:f eqn="sum @10 21600 0"/>
+                </v:formulas>
+                <v:path o:extrusionok="f" gradientshapeok="t" o:connecttype="rect"/>
+                <o:lock v:ext="edit" aspectratio="t"/>
+              </v:shapetype>
+              <v:shape id="_x0000_i2" o:spid="_x0000_s2" type="#_x0000_t75" style="width:387.75pt;height:611.25pt;mso-wrap-distance-left:0.00pt;mso-wrap-distance-top:0.00pt;mso-wrap-distance-right:0.00pt;mso-wrap-distance-bottom:0.00pt;z-index:1;" stroked="false">
+                <v:imagedata r:id="rId13" o:title=""/>
+                <o:lock v:ext="edit" rotation="t"/>
+              </v:shape>
+            </w:pict>
+          </mc:Fallback>
+        </mc:AlternateContent>
       </w:r>
       <w:r/>
-    </w:p>
-    <w:p>
-      <w:pPr>
-        <w:pBdr/>
-        <w:spacing/>
-        <w:ind/>
-        <w:rPr/>
-      </w:pPr>
-      <w:r>
-        <w:rPr>
-          <w:rFonts w:ascii="Times New Roman" w:hAnsi="Times New Roman" w:cs="Times New Roman"/>
-          <w:sz w:val="28"/>
-          <w:szCs w:val="28"/>
-        </w:rPr>
-        <w:t xml:space="preserve">Компіляція:</w:t>
-      </w:r>
       <w:r/>
-    </w:p>
-    <w:p>
-      <w:pPr>
-        <w:pBdr/>
-        <w:spacing/>
-        <w:ind/>
-        <w:rPr/>
-      </w:pPr>
-      <w:r>
-        <w:rPr>
-          <w:rFonts w:ascii="Times New Roman" w:hAnsi="Times New Roman" w:cs="Times New Roman"/>
-          <w:sz w:val="28"/>
-          <w:szCs w:val="28"/>
-        </w:rPr>
-        <w:t xml:space="preserve">  g++ -std=c++17 -o main main.cpp op_amp.cpp</w:t>
-      </w:r>
-      <w:r/>
-    </w:p>
-    <w:p>
-      <w:pPr>
-        <w:pBdr/>
-        <w:spacing/>
-        <w:ind/>
-        <w:rPr/>
-      </w:pPr>
-      <w:r>
-        <w:rPr>
-          <w:rFonts w:ascii="Times New Roman" w:hAnsi="Times New Roman" w:cs="Times New Roman"/>
-          <w:sz w:val="28"/>
-          <w:szCs w:val="28"/>
-        </w:rPr>
-        <w:t xml:space="preserve">  ./main</w:t>
-      </w:r>
-      <w:r/>
-    </w:p>
-    <w:p>
-      <w:pPr>
-        <w:pBdr/>
-        <w:spacing/>
-        <w:ind/>
-        <w:rPr/>
-      </w:pPr>
-      <w:r>
-        <w:rPr>
-          <w:rFonts w:ascii="Times New Roman" w:hAnsi="Times New Roman" w:cs="Times New Roman"/>
-          <w:sz w:val="28"/>
-          <w:szCs w:val="28"/>
-        </w:rPr>
-      </w:r>
-      <w:r/>
-    </w:p>
-    <w:p>
-      <w:r>
-        <w:drawing>
-          <wp:inline xmlns:pic="http://schemas.openxmlformats.org/drawingml/2006/picture">
-            <wp:extent cx="5580000" cy="5257600"/>
-            <wp:docPr id="1032948849" name="Picture 1032948849"/>
-            <wp:cNvGraphicFramePr>
-              <a:graphicFrameLocks noChangeAspect="1"/>
-            </wp:cNvGraphicFramePr>
-            <a:graphic>
-              <a:graphicData uri="http://schemas.openxmlformats.org/drawingml/2006/picture">
-                <pic:pic>
-                  <pic:nvPicPr>
-                    <pic:cNvPr id="0" name="L_8_result.png"/>
-                    <pic:cNvPicPr/>
-                  </pic:nvPicPr>
-                  <pic:blipFill>
-                    <a:blip r:embed="rId17"/>
-                    <a:stretch>
-                      <a:fillRect/>
-                    </a:stretch>
-                  </pic:blipFill>
-                  <pic:spPr>
-                    <a:xfrm>
-                      <a:off x="0" y="0"/>
-                      <a:ext cx="5580000" cy="5257600"/>
-                    </a:xfrm>
-                    <a:prstGeom prst="rect"/>
-                  </pic:spPr>
-                </pic:pic>
-              </a:graphicData>
-            </a:graphic>
-          </wp:inline>
-        </w:drawing>
-      </w:r>
     </w:p>
     <w:p>
       <w:pPr>
@@ -1463,24 +1367,15 @@
           <w:sz w:val="28"/>
           <w:szCs w:val="28"/>
         </w:rPr>
-        <w:t xml:space="preserve">Під час виконання лабораторної роботи №8 я ознайомився з контейнером std::vector</w:t>
+        <w:t xml:space="preserve">Під час виконання лабораторної роботи №8 я навчився використовувати std::vector для зберігання динамічного масиву структур у класі AlarmSystem. Реалізував додавання, вставку, видалення, обмін записів та очищення контейнера з перевіркою індексів і значень по</w:t>
       </w:r>
-      <w:r/>
-    </w:p>
-    <w:p>
-      <w:pPr>
-        <w:pBdr/>
-        <w:spacing/>
-        <w:ind/>
-        <w:rPr/>
-      </w:pPr>
       <w:r>
         <w:rPr>
           <w:rFonts w:ascii="Times New Roman" w:hAnsi="Times New Roman" w:cs="Times New Roman"/>
           <w:sz w:val="28"/>
           <w:szCs w:val="28"/>
         </w:rPr>
-        <w:t xml:space="preserve">та навчився використовувати динамічний масив структур як член класу.</w:t>
+        <w:t xml:space="preserve">лів.</w:t>
       </w:r>
       <w:r/>
     </w:p>
@@ -1497,192 +1392,9 @@
           <w:sz w:val="28"/>
           <w:szCs w:val="28"/>
         </w:rPr>
+        <w:t xml:space="preserve">Закріпив навички багатофайлової організації проєкту та роботи з C++ у Visual Studio Code з компілятором g++. Мету роботи досягнуто.</w:t>
       </w:r>
       <w:r/>
-    </w:p>
-    <w:p>
-      <w:pPr>
-        <w:pBdr/>
-        <w:spacing/>
-        <w:ind/>
-        <w:rPr/>
-      </w:pPr>
-      <w:r>
-        <w:rPr>
-          <w:rFonts w:ascii="Times New Roman" w:hAnsi="Times New Roman" w:cs="Times New Roman"/>
-          <w:sz w:val="28"/>
-          <w:szCs w:val="28"/>
-        </w:rPr>
-        <w:t xml:space="preserve">На відміну від статичного масиву (лаб. №7), vector дозволяє змінювати кількість</w:t>
-      </w:r>
-      <w:r/>
-    </w:p>
-    <w:p>
-      <w:pPr>
-        <w:pBdr/>
-        <w:spacing/>
-        <w:ind/>
-        <w:rPr/>
-      </w:pPr>
-      <w:r>
-        <w:rPr>
-          <w:rFonts w:ascii="Times New Roman" w:hAnsi="Times New Roman" w:cs="Times New Roman"/>
-          <w:sz w:val="28"/>
-          <w:szCs w:val="28"/>
-        </w:rPr>
-        <w:t xml:space="preserve">елементів під час роботи програми: додавання (push_back), вставка (insert),</w:t>
-      </w:r>
-      <w:r/>
-    </w:p>
-    <w:p>
-      <w:pPr>
-        <w:pBdr/>
-        <w:spacing/>
-        <w:ind/>
-        <w:rPr/>
-      </w:pPr>
-      <w:r>
-        <w:rPr>
-          <w:rFonts w:ascii="Times New Roman" w:hAnsi="Times New Roman" w:cs="Times New Roman"/>
-          <w:sz w:val="28"/>
-          <w:szCs w:val="28"/>
-        </w:rPr>
-        <w:t xml:space="preserve">видалення (erase), обмін (swap) та очищення (clear). На прикладі класу</w:t>
-      </w:r>
-      <w:r/>
-    </w:p>
-    <w:p>
-      <w:pPr>
-        <w:pBdr/>
-        <w:spacing/>
-        <w:ind/>
-        <w:rPr/>
-      </w:pPr>
-      <w:r>
-        <w:rPr>
-          <w:rFonts w:ascii="Times New Roman" w:hAnsi="Times New Roman" w:cs="Times New Roman"/>
-          <w:sz w:val="28"/>
-          <w:szCs w:val="28"/>
-        </w:rPr>
-        <w:t>«Операційний підсилювач» (варіант 10) реалізовано ці операції з перевіркою валідності</w:t>
-      </w:r>
-      <w:r/>
-    </w:p>
-    <w:p>
-      <w:pPr>
-        <w:pBdr/>
-        <w:spacing/>
-        <w:ind/>
-        <w:rPr/>
-      </w:pPr>
-      <w:r>
-        <w:rPr>
-          <w:rFonts w:ascii="Times New Roman" w:hAnsi="Times New Roman" w:cs="Times New Roman"/>
-          <w:sz w:val="28"/>
-          <w:szCs w:val="28"/>
-        </w:rPr>
-        <w:t xml:space="preserve">індексів і значень полів.</w:t>
-      </w:r>
-      <w:r/>
-    </w:p>
-    <w:p>
-      <w:pPr>
-        <w:pBdr/>
-        <w:spacing/>
-        <w:ind/>
-        <w:rPr/>
-      </w:pPr>
-      <w:r>
-        <w:rPr>
-          <w:rFonts w:ascii="Times New Roman" w:hAnsi="Times New Roman" w:cs="Times New Roman"/>
-          <w:sz w:val="28"/>
-          <w:szCs w:val="28"/>
-        </w:rPr>
-      </w:r>
-      <w:r/>
-    </w:p>
-    <w:p>
-      <w:pPr>
-        <w:pBdr/>
-        <w:spacing/>
-        <w:ind/>
-        <w:rPr/>
-      </w:pPr>
-      <w:r>
-        <w:rPr>
-          <w:rFonts w:ascii="Times New Roman" w:hAnsi="Times New Roman" w:cs="Times New Roman"/>
-          <w:sz w:val="28"/>
-          <w:szCs w:val="28"/>
-        </w:rPr>
-        <w:t>Також закріплено навички багатофайлової організації проєкту (op_amp.h, op_amp.cpp,</w:t>
-      </w:r>
-      <w:r/>
-    </w:p>
-    <w:p>
-      <w:pPr>
-        <w:pBdr/>
-        <w:spacing/>
-        <w:ind/>
-        <w:rPr/>
-      </w:pPr>
-      <w:r>
-        <w:rPr>
-          <w:rFonts w:ascii="Times New Roman" w:hAnsi="Times New Roman" w:cs="Times New Roman"/>
-          <w:sz w:val="28"/>
-          <w:szCs w:val="28"/>
-        </w:rPr>
-        <w:t xml:space="preserve">main.cpp) та роботи з методами vector у середовищі Visual Studio Code з компілятором g++.</w:t>
-      </w:r>
-      <w:r/>
-    </w:p>
-    <w:p>
-      <w:pPr>
-        <w:pBdr/>
-        <w:spacing/>
-        <w:ind/>
-        <w:rPr/>
-      </w:pPr>
-      <w:r>
-        <w:rPr>
-          <w:rFonts w:ascii="Times New Roman" w:hAnsi="Times New Roman" w:cs="Times New Roman"/>
-          <w:sz w:val="28"/>
-          <w:szCs w:val="28"/>
-        </w:rPr>
-      </w:r>
-      <w:r/>
-    </w:p>
-    <w:p>
-      <w:pPr>
-        <w:pBdr/>
-        <w:spacing/>
-        <w:ind/>
-        <w:rPr/>
-      </w:pPr>
-      <w:r>
-        <w:rPr>
-          <w:rFonts w:ascii="Times New Roman" w:hAnsi="Times New Roman" w:cs="Times New Roman"/>
-          <w:sz w:val="28"/>
-          <w:szCs w:val="28"/>
-        </w:rPr>
-        <w:t xml:space="preserve">Мети лабораторної роботи досягнуто за допомогою інструментів: Visual Studio Code,</w:t>
-      </w:r>
-      <w:r/>
-    </w:p>
-    <w:p>
-      <w:pPr>
-        <w:pBdr/>
-        <w:spacing/>
-        <w:ind/>
-        <w:rPr/>
-      </w:pPr>
-      <w:r>
-        <w:rPr>
-          <w:rFonts w:ascii="Times New Roman" w:hAnsi="Times New Roman" w:cs="Times New Roman"/>
-          <w:sz w:val="28"/>
-          <w:szCs w:val="28"/>
-        </w:rPr>
-        <w:t xml:space="preserve">компілятор g++ (GCC), стандартна бібліотека C++ (vector, string, iostream).</w:t>
-      </w:r>
       <w:r>
         <w:rPr>
           <w:rFonts w:ascii="Times New Roman" w:hAnsi="Times New Roman" w:cs="Times New Roman"/>
